--- a/corpus/synthetic/shape-extraction__016.docx
+++ b/corpus/synthetic/shape-extraction__016.docx
@@ -3,18 +3,67 @@
 <w:document xmlns:w="http://schemas.openxmlformats.org/wordprocessingml/2006/main" xmlns:r="http://schemas.openxmlformats.org/officeDocument/2006/relationships" xmlns:wp="http://schemas.openxmlformats.org/drawingml/2006/wordprocessingDrawing" xmlns:a="http://schemas.openxmlformats.org/drawingml/2006/main" xmlns:pic="http://schemas.openxmlformats.org/drawingml/2006/picture" xmlns:m="http://schemas.openxmlformats.org/officeDocument/2006/math">
   <w:body>
     <w:p>
+      <w:pPr>
+        <w:spacing w:before="84"/>
+        <w:rPr>
+          <w:sz w:val="5"/>
+        </w:rPr>
+      </w:pPr>
       <w:r>
         <w:drawing>
-          <wp:inline>
-            <wp:extent cx="0" cy="0"/>
+          <wp:anchor behindDoc="0" simplePos="0" locked="0" layoutInCell="1" allowOverlap="1">
+            <wp:simplePos x="0" y="0"/>
+            <wp:positionH relativeFrom="column">
+              <wp:posOffset>100000</wp:posOffset>
+            </wp:positionH>
+            <wp:positionV relativeFrom="paragraph">
+              <wp:posOffset>200000</wp:posOffset>
+            </wp:positionV>
+            <wp:extent cx="952500" cy="952500"/>
+            <wp:wrapTopAndBottom/>
+            <wp:docPr id="7" name="Shape 7"/>
             <a:graphic>
               <a:graphicData uri="http://schemas.microsoft.com/office/word/2010/wordprocessingShape">
                 <wps:wsp xmlns:wps="http://schemas.microsoft.com/office/word/2010/wordprocessingShape">
-                  <wps:spPr/>
+                  <wps:cNvSpPr/>
+                  <wps:spPr>
+                    <a:xfrm>
+                      <a:off x="0" y="0"/>
+                      <a:ext cx="6267450" cy="9525"/>
+                    </a:xfrm>
+                    <a:custGeom>
+                      <a:avLst/>
+                      <a:gdLst/>
+                      <a:ahLst/>
+                      <a:cxnLst/>
+                      <a:rect l="l" t="t" r="r" b="b"/>
+                      <a:pathLst>
+                        <a:path w="6267450" h="9525">
+                          <a:moveTo>
+                            <a:pt x="0" y="9525"/>
+                          </a:moveTo>
+                          <a:lnTo>
+                            <a:pt x="6267450" y="9525"/>
+                          </a:lnTo>
+                          <a:lnTo>
+                            <a:pt x="6267450" y="0"/>
+                          </a:lnTo>
+                          <a:lnTo>
+                            <a:pt x="0" y="0"/>
+                          </a:lnTo>
+                          <a:close/>
+                        </a:path>
+                      </a:pathLst>
+                    </a:custGeom>
+                    <a:solidFill>
+                      <a:srgbClr val="111111"/>
+                    </a:solidFill>
+                  </wps:spPr>
+                  <wps:bodyPr/>
                 </wps:wsp>
               </a:graphicData>
             </a:graphic>
-          </wp:inline>
+          </wp:anchor>
         </w:drawing>
       </w:r>
     </w:p>
